--- a/kit/DungeonLegacy-Kit-01-Guide-EN.docx
+++ b/kit/DungeonLegacy-Kit-01-Guide-EN.docx
@@ -2,7 +2,7 @@
 <file path=word/document.xml><?xml version="1.0" encoding="utf-8"?>
 <w:document xmlns:w="http://schemas.openxmlformats.org/wordprocessingml/2006/main" xmlns:m="http://schemas.openxmlformats.org/officeDocument/2006/math" xmlns:r="http://schemas.openxmlformats.org/officeDocument/2006/relationships" xmlns:o="urn:schemas-microsoft-com:office:office" xmlns:v="urn:schemas-microsoft-com:vml" xmlns:w10="urn:schemas-microsoft-com:office:word" xmlns:a="http://schemas.openxmlformats.org/drawingml/2006/main" xmlns:pic="http://schemas.openxmlformats.org/drawingml/2006/picture" xmlns:wp="http://schemas.openxmlformats.org/drawingml/2006/wordprocessingDrawing">
   <w:body>
-    <w:bookmarkStart w:id="34" w:name="Xc6f6839a12e212f1e88e853c3c282f8ebb18101"/>
+    <w:bookmarkStart w:id="35" w:name="Xc6f6839a12e212f1e88e853c3c282f8ebb18101"/>
     <w:p>
       <w:pPr>
         <w:pStyle w:val="Heading1"/>
@@ -602,7 +602,7 @@
       </w:r>
     </w:p>
     <w:bookmarkEnd w:id="10"/>
-    <w:bookmarkStart w:id="11" w:name="X2302e458560022b1f8aebc0ca06f83283d74828"/>
+    <w:bookmarkStart w:id="12" w:name="X2302e458560022b1f8aebc0ca06f83283d74828"/>
     <w:p>
       <w:pPr>
         <w:pStyle w:val="Heading2"/>
@@ -624,13 +624,26 @@
           <w:b/>
           <w:bCs/>
         </w:rPr>
+        <w:t xml:space="preserve">Sample text</w:t>
+      </w:r>
+      <w:r>
+        <w:t xml:space="preserve">: a</w:t>
+      </w:r>
+      <w:r>
+        <w:t xml:space="preserve"> </w:t>
+      </w:r>
+      <w:r>
+        <w:rPr>
+          <w:b/>
+          <w:bCs/>
+        </w:rPr>
         <w:t xml:space="preserve">Pitch</w:t>
       </w:r>
       <w:r>
         <w:t xml:space="preserve"> </w:t>
       </w:r>
       <w:r>
-        <w:t xml:space="preserve">(1-2 pages): premise, heroes, list of chapters, ending. You send it by the Call deadline.</w:t>
+        <w:t xml:space="preserve">(1-2 pages: premise, heroes, list of chapters, ending) or, if you prefer, the beginning of your story written as a narrative (see the section below). You send it by the Call deadline.</w:t>
       </w:r>
     </w:p>
     <w:p>
@@ -822,6 +835,49 @@
       </w:r>
       <w:r>
         <w:t xml:space="preserve">sending the Full Form.</w:t>
+      </w:r>
+    </w:p>
+    <w:bookmarkStart w:id="11" w:name="X5ae1c6a13cbdcf5700ed05a084196c3af60a3f6"/>
+    <w:p>
+      <w:pPr>
+        <w:pStyle w:val="Heading3"/>
+      </w:pPr>
+      <w:r>
+        <w:t xml:space="preserve">Not comfortable with this? Write it as a story</w:t>
+      </w:r>
+    </w:p>
+    <w:p>
+      <w:pPr>
+        <w:pStyle w:val="FirstParagraph"/>
+      </w:pPr>
+      <w:r>
+        <w:t xml:space="preserve">This Guide and the Form are for people who like to build a story from places, encounters and choices. If you have a story but do not know where to begin,</w:t>
+      </w:r>
+      <w:r>
+        <w:t xml:space="preserve"> </w:t>
+      </w:r>
+      <w:r>
+        <w:rPr>
+          <w:b/>
+          <w:bCs/>
+        </w:rPr>
+        <w:t xml:space="preserve">you can skip all of this</w:t>
+      </w:r>
+      <w:r>
+        <w:t xml:space="preserve">: write it as an essay, a short story or a novella, in your own words, and send it as your sample text (the beginning, the characters, the place and, in a few lines, how it ends; it does not need to be finished). If we choose it,</w:t>
+      </w:r>
+      <w:r>
+        <w:t xml:space="preserve"> </w:t>
+      </w:r>
+      <w:r>
+        <w:rPr>
+          <w:b/>
+          <w:bCs/>
+        </w:rPr>
+        <w:t xml:space="preserve">turning it into chapters, scenes and dialogue is our job</w:t>
+      </w:r>
+      <w:r>
+        <w:t xml:space="preserve">: we prepare the Form from your text and review it with you. As with the Pitch, you assign no rights at this stage.</w:t>
       </w:r>
     </w:p>
     <w:p>
@@ -832,7 +888,8 @@
       </w:r>
     </w:p>
     <w:bookmarkEnd w:id="11"/>
-    <w:bookmarkStart w:id="18" w:name="Xf23cc885fd8ab93ff233684cc80b0194a49f04f"/>
+    <w:bookmarkEnd w:id="12"/>
+    <w:bookmarkStart w:id="19" w:name="Xf23cc885fd8ab93ff233684cc80b0194a49f04f"/>
     <w:p>
       <w:pPr>
         <w:pStyle w:val="Heading2"/>
@@ -862,7 +919,7 @@
         <w:t xml:space="preserve">. Respecting them matters more than any plot twist.</w:t>
       </w:r>
     </w:p>
-    <w:bookmarkStart w:id="12" w:name="X39d166dfa6747ad0efa95397c8ecc49e23f9554"/>
+    <w:bookmarkStart w:id="13" w:name="X39d166dfa6747ad0efa95397c8ecc49e23f9554"/>
     <w:p>
       <w:pPr>
         <w:pStyle w:val="Heading3"/>
@@ -1473,8 +1530,8 @@
         <w:t xml:space="preserve">.</w:t>
       </w:r>
     </w:p>
-    <w:bookmarkEnd w:id="12"/>
-    <w:bookmarkStart w:id="13" w:name="Xf99de9052940faf60760e869809d17c0f0cc9ed"/>
+    <w:bookmarkEnd w:id="13"/>
+    <w:bookmarkStart w:id="14" w:name="Xf99de9052940faf60760e869809d17c0f0cc9ed"/>
     <w:p>
       <w:pPr>
         <w:pStyle w:val="Heading3"/>
@@ -1536,8 +1593,8 @@
         <w:t xml:space="preserve">.</w:t>
       </w:r>
     </w:p>
-    <w:bookmarkEnd w:id="13"/>
-    <w:bookmarkStart w:id="14" w:name="X3fe8ea9ac9762f16ec9965e2e3534eb9b32fa6c"/>
+    <w:bookmarkEnd w:id="14"/>
+    <w:bookmarkStart w:id="15" w:name="X3fe8ea9ac9762f16ec9965e2e3534eb9b32fa6c"/>
     <w:p>
       <w:pPr>
         <w:pStyle w:val="Heading3"/>
@@ -1605,8 +1662,8 @@
         <w:t xml:space="preserve">during the chapter: the game must survive the loss of a companion.</w:t>
       </w:r>
     </w:p>
-    <w:bookmarkEnd w:id="14"/>
-    <w:bookmarkStart w:id="15" w:name="X87a0457ecf8f5b5f9ceb6269d1ba9e48c6fea21"/>
+    <w:bookmarkEnd w:id="15"/>
+    <w:bookmarkStart w:id="16" w:name="X87a0457ecf8f5b5f9ceb6269d1ba9e48c6fea21"/>
     <w:p>
       <w:pPr>
         <w:pStyle w:val="Heading3"/>
@@ -1668,8 +1725,8 @@
         <w:t xml:space="preserve">. (See "Secrets and Relics", sec. 8.)</w:t>
       </w:r>
     </w:p>
-    <w:bookmarkEnd w:id="15"/>
-    <w:bookmarkStart w:id="16" w:name="rule-5-balance-is-our-job"/>
+    <w:bookmarkEnd w:id="16"/>
+    <w:bookmarkStart w:id="17" w:name="rule-5-balance-is-our-job"/>
     <w:p>
       <w:pPr>
         <w:pStyle w:val="Heading3"/>
@@ -1724,8 +1781,8 @@
         <w:t xml:space="preserve">(a broken blade that bleeds, a cloak that dulls blows); we assign the values following our reward policy.</w:t>
       </w:r>
     </w:p>
-    <w:bookmarkEnd w:id="16"/>
-    <w:bookmarkStart w:id="17" w:name="X8c5ff7b85f33114d9fad7a0ea615e68cdc00cd4"/>
+    <w:bookmarkEnd w:id="17"/>
+    <w:bookmarkStart w:id="18" w:name="X8c5ff7b85f33114d9fad7a0ea615e68cdc00cd4"/>
     <w:p>
       <w:pPr>
         <w:pStyle w:val="Heading3"/>
@@ -1826,9 +1883,9 @@
         </w:pict>
       </w:r>
     </w:p>
-    <w:bookmarkEnd w:id="17"/>
     <w:bookmarkEnd w:id="18"/>
-    <w:bookmarkStart w:id="19" w:name="X506b3c438e4be22358bf759dd407ffc47796404"/>
+    <w:bookmarkEnd w:id="19"/>
+    <w:bookmarkStart w:id="20" w:name="X506b3c438e4be22358bf759dd407ffc47796404"/>
     <w:p>
       <w:pPr>
         <w:pStyle w:val="Heading2"/>
@@ -2394,8 +2451,8 @@
         </w:pict>
       </w:r>
     </w:p>
-    <w:bookmarkEnd w:id="19"/>
-    <w:bookmarkStart w:id="20" w:name="X6c47b058a9c9fb8837d1cd2f43d5bfac84b4a19"/>
+    <w:bookmarkEnd w:id="20"/>
+    <w:bookmarkStart w:id="21" w:name="X6c47b058a9c9fb8837d1cd2f43d5bfac84b4a19"/>
     <w:p>
       <w:pPr>
         <w:pStyle w:val="Heading2"/>
@@ -2783,8 +2840,8 @@
         </w:pict>
       </w:r>
     </w:p>
-    <w:bookmarkEnd w:id="20"/>
-    <w:bookmarkStart w:id="21" w:name="Xdbbdb7a5483fd6d1720373225780f63f9e5879d"/>
+    <w:bookmarkEnd w:id="21"/>
+    <w:bookmarkStart w:id="22" w:name="Xdbbdb7a5483fd6d1720373225780f63f9e5879d"/>
     <w:p>
       <w:pPr>
         <w:pStyle w:val="Heading2"/>
@@ -3193,8 +3250,8 @@
         </w:pict>
       </w:r>
     </w:p>
-    <w:bookmarkEnd w:id="21"/>
-    <w:bookmarkStart w:id="26" w:name="Xa6c082169ff8a8e5ed7b770f2f5dcc212598b4d"/>
+    <w:bookmarkEnd w:id="22"/>
+    <w:bookmarkStart w:id="27" w:name="Xa6c082169ff8a8e5ed7b770f2f5dcc212598b4d"/>
     <w:p>
       <w:pPr>
         <w:pStyle w:val="Heading2"/>
@@ -3203,7 +3260,7 @@
         <w:t xml:space="preserve">8. Rewards, secrets and completion</w:t>
       </w:r>
     </w:p>
-    <w:bookmarkStart w:id="22" w:name="X97a1ed10eb6dfcc90f708090669107363e62141"/>
+    <w:bookmarkStart w:id="23" w:name="X97a1ed10eb6dfcc90f708090669107363e62141"/>
     <w:p>
       <w:pPr>
         <w:pStyle w:val="Heading3"/>
@@ -3233,8 +3290,8 @@
         <w:t xml:space="preserve">. We set the numbers.</w:t>
       </w:r>
     </w:p>
-    <w:bookmarkEnd w:id="22"/>
-    <w:bookmarkStart w:id="23" w:name="Xa44900a0e0e32fcd4ad78a92b086147cc1f1446"/>
+    <w:bookmarkEnd w:id="23"/>
+    <w:bookmarkStart w:id="24" w:name="Xa44900a0e0e32fcd4ad78a92b086147cc1f1446"/>
     <w:p>
       <w:pPr>
         <w:pStyle w:val="Heading3"/>
@@ -3355,8 +3412,8 @@
         <w:t xml:space="preserve">.</w:t>
       </w:r>
     </w:p>
-    <w:bookmarkEnd w:id="23"/>
-    <w:bookmarkStart w:id="24" w:name="Xad3ba59e438ddbec4176686c5f8b5b1c554b6f4"/>
+    <w:bookmarkEnd w:id="24"/>
+    <w:bookmarkStart w:id="25" w:name="Xad3ba59e438ddbec4176686c5f8b5b1c554b6f4"/>
     <w:p>
       <w:pPr>
         <w:pStyle w:val="Heading3"/>
@@ -3509,8 +3566,8 @@
         <w:t xml:space="preserve">.</w:t>
       </w:r>
     </w:p>
-    <w:bookmarkEnd w:id="24"/>
-    <w:bookmarkStart w:id="25" w:name="Xd01307e169f8f6a5e4392915badecb588dab596"/>
+    <w:bookmarkEnd w:id="25"/>
+    <w:bookmarkStart w:id="26" w:name="Xd01307e169f8f6a5e4392915badecb588dab596"/>
     <w:p>
       <w:pPr>
         <w:pStyle w:val="Heading3"/>
@@ -3579,9 +3636,9 @@
         </w:pict>
       </w:r>
     </w:p>
-    <w:bookmarkEnd w:id="25"/>
     <w:bookmarkEnd w:id="26"/>
-    <w:bookmarkStart w:id="27" w:name="X9c984da88f102d1d041654e76d3349e06ec240e"/>
+    <w:bookmarkEnd w:id="27"/>
+    <w:bookmarkStart w:id="28" w:name="X9c984da88f102d1d041654e76d3349e06ec240e"/>
     <w:p>
       <w:pPr>
         <w:pStyle w:val="Heading2"/>
@@ -3788,8 +3845,8 @@
         </w:pict>
       </w:r>
     </w:p>
-    <w:bookmarkEnd w:id="27"/>
-    <w:bookmarkStart w:id="28" w:name="X594ae5891e5ee14e70052c2d2f92cf8bfca5347"/>
+    <w:bookmarkEnd w:id="28"/>
+    <w:bookmarkStart w:id="29" w:name="X594ae5891e5ee14e70052c2d2f92cf8bfca5347"/>
     <w:p>
       <w:pPr>
         <w:pStyle w:val="Heading2"/>
@@ -3994,8 +4051,8 @@
         </w:pict>
       </w:r>
     </w:p>
-    <w:bookmarkEnd w:id="28"/>
-    <w:bookmarkStart w:id="29" w:name="X1d298e28ad8c99cbff8d85d7befb7db86152e09"/>
+    <w:bookmarkEnd w:id="29"/>
+    <w:bookmarkStart w:id="30" w:name="X1d298e28ad8c99cbff8d85d7befb7db86152e09"/>
     <w:p>
       <w:pPr>
         <w:pStyle w:val="Heading2"/>
@@ -4084,8 +4141,8 @@
         </w:pict>
       </w:r>
     </w:p>
-    <w:bookmarkEnd w:id="29"/>
-    <w:bookmarkStart w:id="30" w:name="X8d4eca856694d2dc65cca1fa917983793e12faf"/>
+    <w:bookmarkEnd w:id="30"/>
+    <w:bookmarkStart w:id="31" w:name="X8d4eca856694d2dc65cca1fa917983793e12faf"/>
     <w:p>
       <w:pPr>
         <w:pStyle w:val="Heading2"/>
@@ -4321,8 +4378,8 @@
         </w:pict>
       </w:r>
     </w:p>
-    <w:bookmarkEnd w:id="30"/>
-    <w:bookmarkStart w:id="31" w:name="X45d224197031439fdc815a8b946db602c6943c5"/>
+    <w:bookmarkEnd w:id="31"/>
+    <w:bookmarkStart w:id="32" w:name="X45d224197031439fdc815a8b946db602c6943c5"/>
     <w:p>
       <w:pPr>
         <w:pStyle w:val="Heading2"/>
@@ -4537,8 +4594,8 @@
         </w:tc>
       </w:tr>
     </w:tbl>
-    <w:bookmarkEnd w:id="31"/>
-    <w:bookmarkStart w:id="33" w:name="Xcf0982a4d505abb1db32a3ae8b4aa97d32f0515"/>
+    <w:bookmarkEnd w:id="32"/>
+    <w:bookmarkStart w:id="34" w:name="Xcf0982a4d505abb1db32a3ae8b4aa97d32f0515"/>
     <w:p>
       <w:pPr>
         <w:pStyle w:val="Heading2"/>
@@ -4852,7 +4909,7 @@
       <w:r>
         <w:t xml:space="preserve"> </w:t>
       </w:r>
-      <w:hyperlink r:id="rId32">
+      <w:hyperlink r:id="rId33">
         <w:r>
           <w:rPr>
             <w:rStyle w:val="Hyperlink"/>
@@ -4872,8 +4929,8 @@
         <w:t xml:space="preserve">Good luck.</w:t>
       </w:r>
     </w:p>
-    <w:bookmarkEnd w:id="33"/>
     <w:bookmarkEnd w:id="34"/>
+    <w:bookmarkEnd w:id="35"/>
     <w:sectPr>
       <w:footnotePr>
         <w:numRestart w:val="eachSect"/>
